--- a/deliverables/new-video-5/FINAL_Recording_Script.docx
+++ b/deliverables/new-video-5/FINAL_Recording_Script.docx
@@ -144,7 +144,7 @@
         <w:rPr>
           <w:sz w:val="21"/>
         </w:rPr>
-        <w:t>1875 spoken words, about 12:55 at 145 words per minute</w:t>
+        <w:t>1917 spoken words, about 13:13 at 145 words per minute</w:t>
       </w:r>
     </w:p>
     <w:p>
@@ -543,7 +543,7 @@
           <w:i w:val="0"/>
           <w:sz w:val="24"/>
         </w:rPr>
-        <w:t>“I work on how organizations build what their people can do. I've done that inside audit, inside life sciences, and inside tech. Right now I'm doing it through my own firm.”</w:t>
+        <w:t>“I get brought in when something important is unclear and a decision still has to be made. I've done that inside audit, inside life sciences, and inside tech. Right now I'm doing it through my own firm.”</w:t>
       </w:r>
     </w:p>
     <w:p>
@@ -611,7 +611,7 @@
           <w:color w:val="8A6D1E"/>
           <w:sz w:val="17"/>
         </w:rPr>
-        <w:t>4:15   V03</w:t>
+        <w:t>4:18   V03</w:t>
       </w:r>
     </w:p>
     <w:p>
@@ -666,7 +666,7 @@
           <w:color w:val="8A6D1E"/>
           <w:sz w:val="17"/>
         </w:rPr>
-        <w:t>4:48   V05</w:t>
+        <w:t>4:50   V05</w:t>
       </w:r>
     </w:p>
     <w:p>
@@ -721,7 +721,7 @@
           <w:color w:val="8A6D1E"/>
           <w:sz w:val="17"/>
         </w:rPr>
-        <w:t>5:09   V05</w:t>
+        <w:t>5:12   V05</w:t>
       </w:r>
     </w:p>
     <w:p>
@@ -776,7 +776,7 @@
           <w:color w:val="8A6D1E"/>
           <w:sz w:val="17"/>
         </w:rPr>
-        <w:t>5:38   V05</w:t>
+        <w:t>5:40   V05</w:t>
       </w:r>
     </w:p>
     <w:p>
@@ -857,7 +857,7 @@
           <w:color w:val="8A6D1E"/>
           <w:sz w:val="17"/>
         </w:rPr>
-        <w:t>6:32   V06</w:t>
+        <w:t>6:35   V06</w:t>
       </w:r>
     </w:p>
     <w:p>
@@ -912,7 +912,7 @@
           <w:color w:val="8A6D1E"/>
           <w:sz w:val="17"/>
         </w:rPr>
-        <w:t>7:09   V03</w:t>
+        <w:t>7:11   V03</w:t>
       </w:r>
     </w:p>
     <w:p>
@@ -980,7 +980,7 @@
           <w:color w:val="8A6D1E"/>
           <w:sz w:val="17"/>
         </w:rPr>
-        <w:t>7:54   V07</w:t>
+        <w:t>7:56   V07</w:t>
       </w:r>
     </w:p>
     <w:p>
@@ -1110,7 +1110,20 @@
           <w:i w:val="0"/>
           <w:sz w:val="24"/>
         </w:rPr>
-        <w:t>So the long single-employer career that a lot of hiring conversations still quietly assume is not the common case. That is not a defense, and I would not lead with it. It's just context worth having.</w:t>
+        <w:t>Now, that's a snapshot of how long people have been somewhere. It isn't a count of how many employers a whole career contains, so I wouldn't stretch it further than it goes. What it does show is that being relatively new somewhere is ordinary. About one in five people is.</w:t>
+      </w:r>
+    </w:p>
+    <w:p>
+      <w:pPr>
+        <w:spacing w:before="0" w:after="200"/>
+      </w:pPr>
+      <w:r>
+        <w:rPr>
+          <w:b w:val="0"/>
+          <w:i w:val="0"/>
+          <w:sz w:val="24"/>
+        </w:rPr>
+        <w:t>That's not a defense, and I wouldn't lead with it. It's just context worth having when somebody implies your history is unusual.</w:t>
       </w:r>
     </w:p>
     <w:p>
@@ -1243,7 +1256,7 @@
           <w:color w:val="8A6D1E"/>
           <w:sz w:val="17"/>
         </w:rPr>
-        <w:t>11:43   V08</w:t>
+        <w:t>12:01   V08</w:t>
       </w:r>
     </w:p>
     <w:p>
@@ -1298,7 +1311,7 @@
           <w:color w:val="8A6D1E"/>
           <w:sz w:val="17"/>
         </w:rPr>
-        <w:t>12:20   V09</w:t>
+        <w:t>12:38   V09</w:t>
       </w:r>
     </w:p>
     <w:p>
@@ -1353,7 +1366,7 @@
           <w:color w:val="8A6D1E"/>
           <w:sz w:val="17"/>
         </w:rPr>
-        <w:t>12:45   V10</w:t>
+        <w:t>13:02   V10</w:t>
       </w:r>
     </w:p>
     <w:p>
